--- a/2026-2027 Pack 127 Calendar.docx
+++ b/2026-2027 Pack 127 Calendar.docx
@@ -1,18 +1,5 @@
 
-<file path=docProps\app.xml><?xml version="1.0" encoding="utf-8"?>
-<Properties xmlns="http://schemas.openxmlformats.org/officeDocument/2006/extended-properties">
-  <Application>PackCalendar generator</Application>
-</Properties>
-</file>
-
-<file path=docProps\core.xml><?xml version="1.0" encoding="utf-8"?>
-<cp:coreProperties xmlns:cp="http://schemas.openxmlformats.org/package/2006/metadata/core-properties" xmlns:dc="http://purl.org/dc/elements/1.1/">
-  <dc:title>2026-2027 Pack 127 Calendar</dc:title>
-  <dc:creator>Pack 127 Calendar Generator</dc:creator>
-</cp:coreProperties>
-</file>
-
-<file path=word\document.xml><?xml version="1.0" encoding="utf-8"?>
+<file path=word/document.xml><?xml version="1.0" encoding="utf-8"?>
 <w:document xmlns:w="http://schemas.openxmlformats.org/wordprocessingml/2006/main">
   <w:body>
     <w:p>
@@ -2789,7 +2776,7 @@
 </w:document>
 </file>
 
-<file path=word\styles.xml><?xml version="1.0" encoding="utf-8"?>
+<file path=word/styles.xml><?xml version="1.0" encoding="utf-8"?>
 <w:styles xmlns:w="http://schemas.openxmlformats.org/wordprocessingml/2006/main">
   <w:docDefaults>
     <w:rPrDefault>

--- a/2026-2027 Pack 127 Calendar.docx
+++ b/2026-2027 Pack 127 Calendar.docx
@@ -76,7 +76,7 @@
         <w:t xml:space="preserve">1 </w:t>
       </w:r>
       <w:r>
-        <w:t xml:space="preserve">Council Popcorn Kickoff Party — St. Johns River Base, Orange Park (10am–2pm)</w:t>
+        <w:t xml:space="preserve">Council POPCORN Kickoff Party — St. Johns River Base, Orange Park (10am–2pm)</w:t>
       </w:r>
     </w:p>
     <w:p>
@@ -1260,7 +1260,7 @@
         <w:t xml:space="preserve">7 </w:t>
       </w:r>
       <w:r>
-        <w:t xml:space="preserve">2027 Popcorn Kickoff (council) — start of the 2027–28 year</w:t>
+        <w:t xml:space="preserve">2027 POPCORN Kickoff (council) — start of the 2027–28 year</w:t>
       </w:r>
     </w:p>
     <w:p>

--- a/2026-2027 Pack 127 Calendar.docx
+++ b/2026-2027 Pack 127 Calendar.docx
@@ -823,6 +823,20 @@
         <w:rPr>
           <w:b/>
         </w:rPr>
+        <w:t xml:space="preserve">13 </w:t>
+      </w:r>
+      <w:r>
+        <w:t xml:space="preserve">VALENTINES WEEKEND, NO SCOUTS (Feb 13–14)</w:t>
+      </w:r>
+    </w:p>
+    <w:p>
+      <w:pPr>
+        <w:spacing w:after="20"/>
+      </w:pPr>
+      <w:r>
+        <w:rPr>
+          <w:b/>
+        </w:rPr>
         <w:t xml:space="preserve">17 </w:t>
       </w:r>
       <w:r>
@@ -1123,6 +1137,20 @@
       </w:r>
       <w:r>
         <w:t xml:space="preserve">Den Meetings — by grade (6pm)</w:t>
+      </w:r>
+    </w:p>
+    <w:p>
+      <w:pPr>
+        <w:spacing w:after="20"/>
+      </w:pPr>
+      <w:r>
+        <w:rPr>
+          <w:b/>
+        </w:rPr>
+        <w:t xml:space="preserve">8 </w:t>
+      </w:r>
+      <w:r>
+        <w:t xml:space="preserve">MOTHER'S DAY WEEKEND, NO SCOUTS (May 8–9)</w:t>
       </w:r>
     </w:p>
     <w:p>
@@ -1345,6 +1373,11 @@
     <w:p>
       <w:r>
         <w:t xml:space="preserve">• Troop Visits apply only to the Arrow of Light den and are arranged directly by the AOL Den Leader with local Scouts BSA troops (125, 84, 21) on their own timetable (not on the top calendar page).</w:t>
+      </w:r>
+    </w:p>
+    <w:p>
+      <w:r>
+        <w:t xml:space="preserve">• Nothing is scheduled on Valentine's Day weekend (Feb 13–14, 2027) or Mother's Day weekend (May 8–9, 2027); both are marked NO SCOUTS on the calendar.</w:t>
       </w:r>
     </w:p>
     <w:p>

--- a/2026-2027 Pack 127 Calendar.docx
+++ b/2026-2027 Pack 127 Calendar.docx
@@ -278,7 +278,7 @@
         <w:t xml:space="preserve">26 </w:t>
       </w:r>
       <w:r>
-        <w:t xml:space="preserve">Rain Gutter Regatta (Sat) — fall recruitment activity</w:t>
+        <w:t xml:space="preserve">Cubmaster &amp; Den Leader Specific Training (Sat) — council</w:t>
       </w:r>
     </w:p>
     <w:p>
@@ -379,6 +379,28 @@
         <w:rPr>
           <w:b/>
         </w:rPr>
+        <w:t xml:space="preserve">17 </w:t>
+      </w:r>
+      <w:r>
+        <w:t xml:space="preserve">Rain Gutter Regatta (Sat) — at the Fall Campout</w:t>
+      </w:r>
+    </w:p>
+    <w:p>
+      <w:pPr>
+        <w:spacing w:after="20"/>
+      </w:pPr>
+      <w:r>
+        <w:t xml:space="preserve">    Fall recruitment activity; ~1 hour, minimal tools (materials via Troop 125 &amp; James).</w:t>
+      </w:r>
+    </w:p>
+    <w:p>
+      <w:pPr>
+        <w:spacing w:after="20"/>
+      </w:pPr>
+      <w:r>
+        <w:rPr>
+          <w:b/>
+        </w:rPr>
         <w:t xml:space="preserve">21 </w:t>
       </w:r>
       <w:r>
@@ -741,6 +763,28 @@
     </w:p>
     <w:p>
       <w:pPr>
+        <w:spacing w:after="20"/>
+      </w:pPr>
+      <w:r>
+        <w:rPr>
+          <w:b/>
+        </w:rPr>
+        <w:t xml:space="preserve">30 </w:t>
+      </w:r>
+      <w:r>
+        <w:t xml:space="preserve">Council Camp Card Sale Kickoff (Sat)</w:t>
+      </w:r>
+    </w:p>
+    <w:p>
+      <w:pPr>
+        <w:spacing w:after="20"/>
+      </w:pPr>
+      <w:r>
+        <w:t xml:space="preserve">    Spring council fundraiser; sale runs Feb–Apr 2027.</w:t>
+      </w:r>
+    </w:p>
+    <w:p>
+      <w:pPr>
         <w:keepNext/>
         <w:spacing w:before="120" w:after="20"/>
       </w:pPr>
@@ -909,6 +953,20 @@
       </w:r>
       <w:r>
         <w:t xml:space="preserve">Den Meetings — by grade (6pm)</w:t>
+      </w:r>
+    </w:p>
+    <w:p>
+      <w:pPr>
+        <w:spacing w:after="20"/>
+      </w:pPr>
+      <w:r>
+        <w:rPr>
+          <w:b/>
+        </w:rPr>
+        <w:t xml:space="preserve">3 </w:t>
+      </w:r>
+      <w:r>
+        <w:t xml:space="preserve">Five Rivers District Dinner / Banquet (Wed)</w:t>
       </w:r>
     </w:p>
     <w:p>

--- a/2026-2027 Pack 127 Calendar.docx
+++ b/2026-2027 Pack 127 Calendar.docx
@@ -867,20 +867,6 @@
         <w:rPr>
           <w:b/>
         </w:rPr>
-        <w:t xml:space="preserve">13 </w:t>
-      </w:r>
-      <w:r>
-        <w:t xml:space="preserve">VALENTINES WEEKEND, NO SCOUTS (Feb 13–14)</w:t>
-      </w:r>
-    </w:p>
-    <w:p>
-      <w:pPr>
-        <w:spacing w:after="20"/>
-      </w:pPr>
-      <w:r>
-        <w:rPr>
-          <w:b/>
-        </w:rPr>
         <w:t xml:space="preserve">17 </w:t>
       </w:r>
       <w:r>
@@ -1195,20 +1181,6 @@
       </w:r>
       <w:r>
         <w:t xml:space="preserve">Den Meetings — by grade (6pm)</w:t>
-      </w:r>
-    </w:p>
-    <w:p>
-      <w:pPr>
-        <w:spacing w:after="20"/>
-      </w:pPr>
-      <w:r>
-        <w:rPr>
-          <w:b/>
-        </w:rPr>
-        <w:t xml:space="preserve">8 </w:t>
-      </w:r>
-      <w:r>
-        <w:t xml:space="preserve">MOTHER'S DAY WEEKEND, NO SCOUTS (May 8–9)</w:t>
       </w:r>
     </w:p>
     <w:p>
@@ -1431,11 +1403,6 @@
     <w:p>
       <w:r>
         <w:t xml:space="preserve">• Troop Visits apply only to the Arrow of Light den and are arranged directly by the AOL Den Leader with local Scouts BSA troops (125, 84, 21) on their own timetable (not on the top calendar page).</w:t>
-      </w:r>
-    </w:p>
-    <w:p>
-      <w:r>
-        <w:t xml:space="preserve">• Nothing is scheduled on Valentine's Day weekend (Feb 13–14, 2027) or Mother's Day weekend (May 8–9, 2027); both are marked NO SCOUTS on the calendar.</w:t>
       </w:r>
     </w:p>
     <w:p>

--- a/2026-2027 Pack 127 Calendar.docx
+++ b/2026-2027 Pack 127 Calendar.docx
@@ -1,5 +1,18 @@
 
-<file path=word/document.xml><?xml version="1.0" encoding="utf-8"?>
+<file path=docProps\app.xml><?xml version="1.0" encoding="utf-8"?>
+<Properties xmlns="http://schemas.openxmlformats.org/officeDocument/2006/extended-properties">
+  <Application>PackCalendar generator</Application>
+</Properties>
+</file>
+
+<file path=docProps\core.xml><?xml version="1.0" encoding="utf-8"?>
+<cp:coreProperties xmlns:cp="http://schemas.openxmlformats.org/package/2006/metadata/core-properties" xmlns:dc="http://purl.org/dc/elements/1.1/">
+  <dc:title>2026-2027 Pack 127 Calendar</dc:title>
+  <dc:creator>Pack 127 Calendar Generator</dc:creator>
+</cp:coreProperties>
+</file>
+
+<file path=word\document.xml><?xml version="1.0" encoding="utf-8"?>
 <w:document xmlns:w="http://schemas.openxmlformats.org/wordprocessingml/2006/main">
   <w:body>
     <w:p>
@@ -76,7 +89,7 @@
         <w:t xml:space="preserve">1 </w:t>
       </w:r>
       <w:r>
-        <w:t xml:space="preserve">Council POPCORN Kickoff Party — St. Johns River Base, Orange Park (10am–2pm)</w:t>
+        <w:t xml:space="preserve">Council Popcorn Kickoff Party — St. Johns River Base, Orange Park (10am–2pm)</w:t>
       </w:r>
     </w:p>
     <w:p>
@@ -368,7 +381,7 @@
         <w:spacing w:after="20"/>
       </w:pPr>
       <w:r>
-        <w:t xml:space="preserve">    Close to home; one night mandatory / two optional (e.g., Troy Springs). Aligns with council Spookoree.</w:t>
+        <w:t xml:space="preserve">    Two weekends before Halloween (Sat Oct 31) so families can do other Halloween activities. Close to home; one night mandatory / two optional (e.g., Troy Springs). Aligns with council Spookoree.</w:t>
       </w:r>
     </w:p>
     <w:p>
@@ -1318,7 +1331,7 @@
         <w:t xml:space="preserve">7 </w:t>
       </w:r>
       <w:r>
-        <w:t xml:space="preserve">2027 POPCORN Kickoff (council) — start of the 2027–28 year</w:t>
+        <w:t xml:space="preserve">2027 Popcorn Kickoff (council) — start of the 2027–28 year</w:t>
       </w:r>
     </w:p>
     <w:p>
@@ -2795,12 +2808,12 @@
         <w:rPr>
           <w:b/>
         </w:rPr>
-        <w:t xml:space="preserve">Notes to verify before publishing</w:t>
-      </w:r>
-    </w:p>
-    <w:p>
-      <w:r>
-        <w:t xml:space="preserve">• Confirm the ACPS 2026-2027 closures against the official calendar — especially whether Veterans Day (Wed, Nov 11, 2026) is a student holiday (assumed OFF here) and the exact January return date.</w:t>
+        <w:t xml:space="preserve">Program notes</w:t>
+      </w:r>
+    </w:p>
+    <w:p>
+      <w:r>
+        <w:t xml:space="preserve">• All date verification is consolidated in the "Issues — Unverified Dates" list at the end of this document.</w:t>
       </w:r>
     </w:p>
     <w:p>
@@ -2810,17 +2823,243 @@
     </w:p>
     <w:p>
       <w:r>
-        <w:t xml:space="preserve">• Parker Sign-Up Night date is still TBD.</w:t>
-      </w:r>
-    </w:p>
-    <w:p>
-      <w:r>
-        <w:t xml:space="preserve">• Council/district dates (Frontier, BALOO, family camps, Pinewood, etc.) are from the Ideal Year of Scouting; confirm at nfcscouting.org/calendar.</w:t>
-      </w:r>
-    </w:p>
-    <w:p>
-      <w:r>
-        <w:t xml:space="preserve">• Back to the Pack (Aug 19) and other August/September details are TBA.</w:t>
+        <w:t xml:space="preserve">• Back to the Pack (the August kickoff) and other August/September details are TBA — confirm before publishing.</w:t>
+      </w:r>
+    </w:p>
+    <w:p>
+      <w:pPr>
+        <w:pStyle w:val="Heading1"/>
+        <w:keepNext/>
+        <w:outlineLvl w:val="0"/>
+        <w:spacing w:before="160" w:after="60"/>
+      </w:pPr>
+      <w:r>
+        <w:rPr>
+          <w:b/>
+        </w:rPr>
+        <w:t xml:space="preserve">Issues — Unverified Dates</w:t>
+      </w:r>
+    </w:p>
+    <w:p>
+      <w:r>
+        <w:t xml:space="preserve">The generator confirms every day-of-week and calendar calculation itself, so the dates on the pages above land on the correct weekdays. What it cannot confirm is whether each externally-scheduled event actually happens on the date shown. Verify each item below against its authoritative source (the ACPS calendar or nfcscouting.org/calendar) before distributing this calendar.</w:t>
+      </w:r>
+    </w:p>
+    <w:p>
+      <w:r>
+        <w:rPr>
+          <w:b/>
+        </w:rPr>
+        <w:t xml:space="preserve">Monday, August 10, 2026 — </w:t>
+      </w:r>
+      <w:r>
+        <w:t xml:space="preserve">ACPS first student day (sets the first Wednesday meeting): Confirm against the official ACPS 2026-2027 calendar.</w:t>
+      </w:r>
+    </w:p>
+    <w:p>
+      <w:r>
+        <w:rPr>
+          <w:b/>
+        </w:rPr>
+        <w:t xml:space="preserve">Saturday, September 19, 2026 — </w:t>
+      </w:r>
+      <w:r>
+        <w:t xml:space="preserve">Frontier Shooting Day (Sat) — Camp Shands: From the Ideal Year of Scouting; confirm against nfcscouting.org/calendar.</w:t>
+      </w:r>
+    </w:p>
+    <w:p>
+      <w:r>
+        <w:rPr>
+          <w:b/>
+        </w:rPr>
+        <w:t xml:space="preserve">Saturday, September 26, 2026 — </w:t>
+      </w:r>
+      <w:r>
+        <w:t xml:space="preserve">Cubmaster &amp; Den Leader Specific Training (Sat) — council: From the Ideal Year of Scouting; confirm at nfcscouting.org/calendar.</w:t>
+      </w:r>
+    </w:p>
+    <w:p>
+      <w:r>
+        <w:rPr>
+          <w:b/>
+        </w:rPr>
+        <w:t xml:space="preserve">Saturday, November 7, 2026 — </w:t>
+      </w:r>
+      <w:r>
+        <w:t xml:space="preserve">BALOO Training — adult leaders (Sat–Sun, Nov 7–8): From the Ideal Year of Scouting; confirm at nfcscouting.org/baloomarion.</w:t>
+      </w:r>
+    </w:p>
+    <w:p>
+      <w:r>
+        <w:rPr>
+          <w:b/>
+        </w:rPr>
+        <w:t xml:space="preserve">Wednesday, November 11, 2026 — </w:t>
+      </w:r>
+      <w:r>
+        <w:t xml:space="preserve">Veterans Day — assumed OFF (no meeting): Confirm whether ACPS closes; if school is open this becomes a regular Wednesday meeting.</w:t>
+      </w:r>
+    </w:p>
+    <w:p>
+      <w:r>
+        <w:rPr>
+          <w:b/>
+        </w:rPr>
+        <w:t xml:space="preserve">Friday, December 11, 2026 — </w:t>
+      </w:r>
+      <w:r>
+        <w:t xml:space="preserve">Cub Winter Wonderland (council) — Dec 11–13: From the Ideal Year of Scouting; confirm at nfcscouting.org/calendar.</w:t>
+      </w:r>
+    </w:p>
+    <w:p>
+      <w:r>
+        <w:rPr>
+          <w:b/>
+        </w:rPr>
+        <w:t xml:space="preserve">Wednesday, January 6, 2027 — </w:t>
+      </w:r>
+      <w:r>
+        <w:t xml:space="preserve">First January meeting after winter break: Confirm the exact ACPS January 2027 return date.</w:t>
+      </w:r>
+    </w:p>
+    <w:p>
+      <w:r>
+        <w:rPr>
+          <w:b/>
+        </w:rPr>
+        <w:t xml:space="preserve">Saturday, January 30, 2027 — </w:t>
+      </w:r>
+      <w:r>
+        <w:t xml:space="preserve">Council Camp Card Sale Kickoff (Sat): From the Ideal Year of Scouting; confirm at nfcscouting.org/calendar.</w:t>
+      </w:r>
+    </w:p>
+    <w:p>
+      <w:r>
+        <w:rPr>
+          <w:b/>
+        </w:rPr>
+        <w:t xml:space="preserve">Friday, February 5, 2027 — </w:t>
+      </w:r>
+      <w:r>
+        <w:t xml:space="preserve">Winter Campout — Medieval Faire Family Camp, Camp Shands (Fri–Sun, Feb 5–7): From the Ideal Year of Scouting; confirm at nfcscouting.org/calendar.</w:t>
+      </w:r>
+    </w:p>
+    <w:p>
+      <w:r>
+        <w:rPr>
+          <w:b/>
+        </w:rPr>
+        <w:t xml:space="preserve">Sunday, February 7, 2027 — </w:t>
+      </w:r>
+      <w:r>
+        <w:t xml:space="preserve">Scout Sunday: Confirm the BSA Scout Sunday date for 2027.</w:t>
+      </w:r>
+    </w:p>
+    <w:p>
+      <w:r>
+        <w:rPr>
+          <w:b/>
+        </w:rPr>
+        <w:t xml:space="preserve">Wednesday, March 3, 2027 — </w:t>
+      </w:r>
+      <w:r>
+        <w:t xml:space="preserve">Five Rivers District Dinner / Banquet (Wed): From the Ideal Year of Scouting; confirm at nfcscouting.org/calendar.</w:t>
+      </w:r>
+    </w:p>
+    <w:p>
+      <w:r>
+        <w:rPr>
+          <w:b/>
+        </w:rPr>
+        <w:t xml:space="preserve">Saturday, April 3, 2027 — </w:t>
+      </w:r>
+      <w:r>
+        <w:t xml:space="preserve">District Pinewood Derby (Sat): Approximate (IYOS ~Apr 3, council ~Apr 17); confirm at nfcscouting.org/calendar.</w:t>
+      </w:r>
+    </w:p>
+    <w:p>
+      <w:r>
+        <w:rPr>
+          <w:b/>
+        </w:rPr>
+        <w:t xml:space="preserve">Friday, April 23, 2027 — </w:t>
+      </w:r>
+      <w:r>
+        <w:t xml:space="preserve">Spring Campout — Family Camp, Camp Shands (Fri–Sun, Apr 23–25): From the Ideal Year of Scouting; confirm at nfcscouting.org/calendar.</w:t>
+      </w:r>
+    </w:p>
+    <w:p>
+      <w:r>
+        <w:rPr>
+          <w:b/>
+        </w:rPr>
+        <w:t xml:space="preserve">Saturday, May 1, 2027 — </w:t>
+      </w:r>
+      <w:r>
+        <w:t xml:space="preserve">Council Volunteer Recognition Awards Dinner: From the Ideal Year of Scouting; confirm at nfcscouting.org/calendar.</w:t>
+      </w:r>
+    </w:p>
+    <w:p>
+      <w:r>
+        <w:rPr>
+          <w:b/>
+        </w:rPr>
+        <w:t xml:space="preserve">Friday, May 28, 2027 — </w:t>
+      </w:r>
+      <w:r>
+        <w:t xml:space="preserve">Last ACPS student day — summer break begins: Confirm the ACPS 2026-2027 last student day.</w:t>
+      </w:r>
+    </w:p>
+    <w:p>
+      <w:r>
+        <w:rPr>
+          <w:b/>
+        </w:rPr>
+        <w:t xml:space="preserve">Friday, May 28, 2027 — </w:t>
+      </w:r>
+      <w:r>
+        <w:t xml:space="preserve">ACPS last student day (ends regular meetings): Confirm against the official ACPS 2026-2027 calendar.</w:t>
+      </w:r>
+    </w:p>
+    <w:p>
+      <w:r>
+        <w:rPr>
+          <w:b/>
+        </w:rPr>
+        <w:t xml:space="preserve">Monday, June 7, 2027 — </w:t>
+      </w:r>
+      <w:r>
+        <w:t xml:space="preserve">Cub Day Camp / Aquatics Camp (council) — week of Jun 7: From the Ideal Year of Scouting; confirm the 2027 camp weeks at nfcscouting.org/calendar.</w:t>
+      </w:r>
+    </w:p>
+    <w:p>
+      <w:r>
+        <w:rPr>
+          <w:b/>
+        </w:rPr>
+        <w:t xml:space="preserve">Saturday, August 7, 2027 — </w:t>
+      </w:r>
+      <w:r>
+        <w:t xml:space="preserve">2027 Popcorn Kickoff (council) — start of the 2027–28 year: Next-year lookahead from the IYOS pattern; confirm the 2027 popcorn kickoff date.</w:t>
+      </w:r>
+    </w:p>
+    <w:p>
+      <w:pPr>
+        <w:pStyle w:val="Heading2"/>
+        <w:keepNext/>
+        <w:outlineLvl w:val="1"/>
+        <w:spacing w:before="160" w:after="60"/>
+      </w:pPr>
+      <w:r>
+        <w:rPr>
+          <w:b/>
+        </w:rPr>
+        <w:t xml:space="preserve">Not yet scheduled (no date set)</w:t>
+      </w:r>
+    </w:p>
+    <w:p>
+      <w:r>
+        <w:t xml:space="preserve">• Parker Sign-Up Night: Date still TBD — confirm with the school, then add it to the calendar.</w:t>
       </w:r>
     </w:p>
     <w:sectPr>
@@ -2834,7 +3073,7 @@
 </w:document>
 </file>
 
-<file path=word/styles.xml><?xml version="1.0" encoding="utf-8"?>
+<file path=word\styles.xml><?xml version="1.0" encoding="utf-8"?>
 <w:styles xmlns:w="http://schemas.openxmlformats.org/wordprocessingml/2006/main">
   <w:docDefaults>
     <w:rPrDefault>

--- a/2026-2027 Pack 127 Calendar.docx
+++ b/2026-2027 Pack 127 Calendar.docx
@@ -1,18 +1,5 @@
 
-<file path=docProps\app.xml><?xml version="1.0" encoding="utf-8"?>
-<Properties xmlns="http://schemas.openxmlformats.org/officeDocument/2006/extended-properties">
-  <Application>PackCalendar generator</Application>
-</Properties>
-</file>
-
-<file path=docProps\core.xml><?xml version="1.0" encoding="utf-8"?>
-<cp:coreProperties xmlns:cp="http://schemas.openxmlformats.org/package/2006/metadata/core-properties" xmlns:dc="http://purl.org/dc/elements/1.1/">
-  <dc:title>2026-2027 Pack 127 Calendar</dc:title>
-  <dc:creator>Pack 127 Calendar Generator</dc:creator>
-</cp:coreProperties>
-</file>
-
-<file path=word\document.xml><?xml version="1.0" encoding="utf-8"?>
+<file path=word/document.xml><?xml version="1.0" encoding="utf-8"?>
 <w:document xmlns:w="http://schemas.openxmlformats.org/wordprocessingml/2006/main">
   <w:body>
     <w:p>
@@ -3073,7 +3060,7 @@
 </w:document>
 </file>
 
-<file path=word\styles.xml><?xml version="1.0" encoding="utf-8"?>
+<file path=word/styles.xml><?xml version="1.0" encoding="utf-8"?>
 <w:styles xmlns:w="http://schemas.openxmlformats.org/wordprocessingml/2006/main">
   <w:docDefaults>
     <w:rPrDefault>

--- a/2026-2027 Pack 127 Calendar.docx
+++ b/2026-2027 Pack 127 Calendar.docx
@@ -1,5 +1,18 @@
 
-<file path=word/document.xml><?xml version="1.0" encoding="utf-8"?>
+<file path=docProps\app.xml><?xml version="1.0" encoding="utf-8"?>
+<Properties xmlns="http://schemas.openxmlformats.org/officeDocument/2006/extended-properties">
+  <Application>PackCalendar generator</Application>
+</Properties>
+</file>
+
+<file path=docProps\core.xml><?xml version="1.0" encoding="utf-8"?>
+<cp:coreProperties xmlns:cp="http://schemas.openxmlformats.org/package/2006/metadata/core-properties" xmlns:dc="http://purl.org/dc/elements/1.1/">
+  <dc:title>2026-2027 Pack 127 Calendar</dc:title>
+  <dc:creator>Pack 127 Calendar Generator</dc:creator>
+</cp:coreProperties>
+</file>
+
+<file path=word\document.xml><?xml version="1.0" encoding="utf-8"?>
 <w:document xmlns:w="http://schemas.openxmlformats.org/wordprocessingml/2006/main">
   <w:body>
     <w:p>
@@ -368,7 +381,7 @@
         <w:spacing w:after="20"/>
       </w:pPr>
       <w:r>
-        <w:t xml:space="preserve">    Two weekends before Halloween (Sat Oct 31) so families can do other Halloween activities. Close to home; one night mandatory / two optional (e.g., Troy Springs). Aligns with council Spookoree.</w:t>
+        <w:t xml:space="preserve">    Two weekends before Halloween (Sat Oct 31) so families can do other Halloween activities. Close to home; one night mandatory / two optional (e.g., Troy Springs). Aligns with council Spookoree (Oct 16–18).</w:t>
       </w:r>
     </w:p>
     <w:p>
@@ -1284,15 +1297,15 @@
         <w:t xml:space="preserve">7 </w:t>
       </w:r>
       <w:r>
-        <w:t xml:space="preserve">Cub Day Camp / Aquatics Camp (council) — week of Jun 7</w:t>
-      </w:r>
-    </w:p>
-    <w:p>
-      <w:pPr>
-        <w:spacing w:after="20"/>
-      </w:pPr>
-      <w:r>
-        <w:t xml:space="preserve">    Council summer camps run June–July.</w:t>
+        <w:t xml:space="preserve">Cub Day Camp (council) — week of Jun 7 (Jun 7–11)</w:t>
+      </w:r>
+    </w:p>
+    <w:p>
+      <w:pPr>
+        <w:spacing w:after="20"/>
+      </w:pPr>
+      <w:r>
+        <w:t xml:space="preserve">    Five Rivers Cub Day Camp; Aquatics Camp Wk 1 follows Jun 14–18.</w:t>
       </w:r>
     </w:p>
     <w:p>
@@ -2837,120 +2850,10 @@
         <w:rPr>
           <w:b/>
         </w:rPr>
-        <w:t xml:space="preserve">Monday, August 10, 2026 — </w:t>
-      </w:r>
-      <w:r>
-        <w:t xml:space="preserve">ACPS first student day (sets the first Wednesday meeting): Confirm against the official ACPS 2026-2027 calendar.</w:t>
-      </w:r>
-    </w:p>
-    <w:p>
-      <w:r>
-        <w:rPr>
-          <w:b/>
-        </w:rPr>
-        <w:t xml:space="preserve">Saturday, September 19, 2026 — </w:t>
-      </w:r>
-      <w:r>
-        <w:t xml:space="preserve">Frontier Shooting Day (Sat) — Camp Shands: From the Ideal Year of Scouting; confirm against nfcscouting.org/calendar.</w:t>
-      </w:r>
-    </w:p>
-    <w:p>
-      <w:r>
-        <w:rPr>
-          <w:b/>
-        </w:rPr>
         <w:t xml:space="preserve">Saturday, September 26, 2026 — </w:t>
       </w:r>
       <w:r>
-        <w:t xml:space="preserve">Cubmaster &amp; Den Leader Specific Training (Sat) — council: From the Ideal Year of Scouting; confirm at nfcscouting.org/calendar.</w:t>
-      </w:r>
-    </w:p>
-    <w:p>
-      <w:r>
-        <w:rPr>
-          <w:b/>
-        </w:rPr>
-        <w:t xml:space="preserve">Saturday, November 7, 2026 — </w:t>
-      </w:r>
-      <w:r>
-        <w:t xml:space="preserve">BALOO Training — adult leaders (Sat–Sun, Nov 7–8): From the Ideal Year of Scouting; confirm at nfcscouting.org/baloomarion.</w:t>
-      </w:r>
-    </w:p>
-    <w:p>
-      <w:r>
-        <w:rPr>
-          <w:b/>
-        </w:rPr>
-        <w:t xml:space="preserve">Wednesday, November 11, 2026 — </w:t>
-      </w:r>
-      <w:r>
-        <w:t xml:space="preserve">Veterans Day — assumed OFF (no meeting): Confirm whether ACPS closes; if school is open this becomes a regular Wednesday meeting.</w:t>
-      </w:r>
-    </w:p>
-    <w:p>
-      <w:r>
-        <w:rPr>
-          <w:b/>
-        </w:rPr>
-        <w:t xml:space="preserve">Friday, December 11, 2026 — </w:t>
-      </w:r>
-      <w:r>
-        <w:t xml:space="preserve">Cub Winter Wonderland (council) — Dec 11–13: From the Ideal Year of Scouting; confirm at nfcscouting.org/calendar.</w:t>
-      </w:r>
-    </w:p>
-    <w:p>
-      <w:r>
-        <w:rPr>
-          <w:b/>
-        </w:rPr>
-        <w:t xml:space="preserve">Wednesday, January 6, 2027 — </w:t>
-      </w:r>
-      <w:r>
-        <w:t xml:space="preserve">First January meeting after winter break: Confirm the exact ACPS January 2027 return date.</w:t>
-      </w:r>
-    </w:p>
-    <w:p>
-      <w:r>
-        <w:rPr>
-          <w:b/>
-        </w:rPr>
-        <w:t xml:space="preserve">Saturday, January 30, 2027 — </w:t>
-      </w:r>
-      <w:r>
-        <w:t xml:space="preserve">Council Camp Card Sale Kickoff (Sat): From the Ideal Year of Scouting; confirm at nfcscouting.org/calendar.</w:t>
-      </w:r>
-    </w:p>
-    <w:p>
-      <w:r>
-        <w:rPr>
-          <w:b/>
-        </w:rPr>
-        <w:t xml:space="preserve">Friday, February 5, 2027 — </w:t>
-      </w:r>
-      <w:r>
-        <w:t xml:space="preserve">Winter Campout — Medieval Faire Family Camp, Camp Shands (Fri–Sun, Feb 5–7): From the Ideal Year of Scouting; confirm at nfcscouting.org/calendar.</w:t>
-      </w:r>
-    </w:p>
-    <w:p>
-      <w:r>
-        <w:rPr>
-          <w:b/>
-        </w:rPr>
-        <w:t xml:space="preserve">Sunday, February 7, 2027 — </w:t>
-      </w:r>
-      <w:r>
-        <w:t xml:space="preserve">Scout Sunday: Confirm the BSA Scout Sunday date for 2027.</w:t>
-      </w:r>
-    </w:p>
-    <w:p>
-      <w:r>
-        <w:rPr>
-          <w:b/>
-        </w:rPr>
-        <w:t xml:space="preserve">Wednesday, March 3, 2027 — </w:t>
-      </w:r>
-      <w:r>
-        <w:t xml:space="preserve">Five Rivers District Dinner / Banquet (Wed): From the Ideal Year of Scouting; confirm at nfcscouting.org/calendar.</w:t>
+        <w:t xml:space="preserve">Cubmaster &amp; Den Leader Specific Training (Sat) — council: Not found on the council’s live training calendar (Jul 2026); confirm the 2026 date at nfcscouting.org/training.</w:t>
       </w:r>
     </w:p>
     <w:p>
@@ -2961,62 +2864,7 @@
         <w:t xml:space="preserve">Saturday, April 3, 2027 — </w:t>
       </w:r>
       <w:r>
-        <w:t xml:space="preserve">District Pinewood Derby (Sat): Approximate (IYOS ~Apr 3, council ~Apr 17); confirm at nfcscouting.org/calendar.</w:t>
-      </w:r>
-    </w:p>
-    <w:p>
-      <w:r>
-        <w:rPr>
-          <w:b/>
-        </w:rPr>
-        <w:t xml:space="preserve">Friday, April 23, 2027 — </w:t>
-      </w:r>
-      <w:r>
-        <w:t xml:space="preserve">Spring Campout — Family Camp, Camp Shands (Fri–Sun, Apr 23–25): From the Ideal Year of Scouting; confirm at nfcscouting.org/calendar.</w:t>
-      </w:r>
-    </w:p>
-    <w:p>
-      <w:r>
-        <w:rPr>
-          <w:b/>
-        </w:rPr>
-        <w:t xml:space="preserve">Saturday, May 1, 2027 — </w:t>
-      </w:r>
-      <w:r>
-        <w:t xml:space="preserve">Council Volunteer Recognition Awards Dinner: From the Ideal Year of Scouting; confirm at nfcscouting.org/calendar.</w:t>
-      </w:r>
-    </w:p>
-    <w:p>
-      <w:r>
-        <w:rPr>
-          <w:b/>
-        </w:rPr>
-        <w:t xml:space="preserve">Friday, May 28, 2027 — </w:t>
-      </w:r>
-      <w:r>
-        <w:t xml:space="preserve">Last ACPS student day — summer break begins: Confirm the ACPS 2026-2027 last student day.</w:t>
-      </w:r>
-    </w:p>
-    <w:p>
-      <w:r>
-        <w:rPr>
-          <w:b/>
-        </w:rPr>
-        <w:t xml:space="preserve">Friday, May 28, 2027 — </w:t>
-      </w:r>
-      <w:r>
-        <w:t xml:space="preserve">ACPS last student day (ends regular meetings): Confirm against the official ACPS 2026-2027 calendar.</w:t>
-      </w:r>
-    </w:p>
-    <w:p>
-      <w:r>
-        <w:rPr>
-          <w:b/>
-        </w:rPr>
-        <w:t xml:space="preserve">Monday, June 7, 2027 — </w:t>
-      </w:r>
-      <w:r>
-        <w:t xml:space="preserve">Cub Day Camp / Aquatics Camp (council) — week of Jun 7: From the Ideal Year of Scouting; confirm the 2027 camp weeks at nfcscouting.org/calendar.</w:t>
+        <w:t xml:space="preserve">District Pinewood Derby (Sat): IYOS shows district Pinewood Derbies on Apr 3, 2027 but does not explicitly name Five Rivers; confirm the Five Rivers date at nfcscouting.org/calendar.</w:t>
       </w:r>
     </w:p>
     <w:p>
@@ -3027,7 +2875,7 @@
         <w:t xml:space="preserve">Saturday, August 7, 2027 — </w:t>
       </w:r>
       <w:r>
-        <w:t xml:space="preserve">2027 Popcorn Kickoff (council) — start of the 2027–28 year: Next-year lookahead from the IYOS pattern; confirm the 2027 popcorn kickoff date.</w:t>
+        <w:t xml:space="preserve">2027 Popcorn Kickoff (council) — start of the 2027–28 year: Next-year lookahead; the 2027 popcorn kickoff date is not yet published — confirm.</w:t>
       </w:r>
     </w:p>
     <w:p>
@@ -3060,7 +2908,7 @@
 </w:document>
 </file>
 
-<file path=word/styles.xml><?xml version="1.0" encoding="utf-8"?>
+<file path=word\styles.xml><?xml version="1.0" encoding="utf-8"?>
 <w:styles xmlns:w="http://schemas.openxmlformats.org/wordprocessingml/2006/main">
   <w:docDefaults>
     <w:rPrDefault>

--- a/2026-2027 Pack 127 Calendar.docx
+++ b/2026-2027 Pack 127 Calendar.docx
@@ -1,18 +1,5 @@
 
-<file path=docProps\app.xml><?xml version="1.0" encoding="utf-8"?>
-<Properties xmlns="http://schemas.openxmlformats.org/officeDocument/2006/extended-properties">
-  <Application>PackCalendar generator</Application>
-</Properties>
-</file>
-
-<file path=docProps\core.xml><?xml version="1.0" encoding="utf-8"?>
-<cp:coreProperties xmlns:cp="http://schemas.openxmlformats.org/package/2006/metadata/core-properties" xmlns:dc="http://purl.org/dc/elements/1.1/">
-  <dc:title>2026-2027 Pack 127 Calendar</dc:title>
-  <dc:creator>Pack 127 Calendar Generator</dc:creator>
-</cp:coreProperties>
-</file>
-
-<file path=word\document.xml><?xml version="1.0" encoding="utf-8"?>
+<file path=word/document.xml><?xml version="1.0" encoding="utf-8"?>
 <w:document xmlns:w="http://schemas.openxmlformats.org/wordprocessingml/2006/main">
   <w:body>
     <w:p>
@@ -2908,7 +2895,7 @@
 </w:document>
 </file>
 
-<file path=word\styles.xml><?xml version="1.0" encoding="utf-8"?>
+<file path=word/styles.xml><?xml version="1.0" encoding="utf-8"?>
 <w:styles xmlns:w="http://schemas.openxmlformats.org/wordprocessingml/2006/main">
   <w:docDefaults>
     <w:rPrDefault>

--- a/2026-2027 Pack 127 Calendar.docx
+++ b/2026-2027 Pack 127 Calendar.docx
@@ -368,7 +368,7 @@
         <w:spacing w:after="20"/>
       </w:pPr>
       <w:r>
-        <w:t xml:space="preserve">    Two weekends before Halloween (Sat Oct 31) so families can do other Halloween activities. Close to home; one night mandatory / two optional (e.g., Troy Springs). Aligns with council Spookoree (Oct 16–18).</w:t>
+        <w:t xml:space="preserve">    Two weekends before Halloween (Sat Oct 31) so families can do other Halloween activities. Close to home; one night mandatory / two optional (e.g., Troy Springs). Same weekend as the St. Johns/Sabol Spookoree (Oct 16–18).</w:t>
       </w:r>
     </w:p>
     <w:p>
@@ -2841,6 +2841,17 @@
       </w:r>
       <w:r>
         <w:t xml:space="preserve">Cubmaster &amp; Den Leader Specific Training (Sat) — council: Not found on the council’s live training calendar (Jul 2026); confirm the 2026 date at nfcscouting.org/training.</w:t>
+      </w:r>
+    </w:p>
+    <w:p>
+      <w:r>
+        <w:rPr>
+          <w:b/>
+        </w:rPr>
+        <w:t xml:space="preserve">Friday, October 23, 2026 — </w:t>
+      </w:r>
+      <w:r>
+        <w:t xml:space="preserve">Five Rivers Spookoree family camp (~Oct 23–25) — the pack SKIPS this: Confirm the exact Five Rivers/Marion/Bartram Trail Spookoree dates; the pack skips it (Lubee Bat Festival weekend), so it is not a pack calendar event.</w:t>
       </w:r>
     </w:p>
     <w:p>

--- a/2026-2027 Pack 127 Calendar.docx
+++ b/2026-2027 Pack 127 Calendar.docx
@@ -90,29 +90,29 @@
         <w:t xml:space="preserve">12 </w:t>
       </w:r>
       <w:r>
+        <w:t xml:space="preserve">Back to the Pack — Pack Kickoff (Cabin, 6pm)</w:t>
+      </w:r>
+    </w:p>
+    <w:p>
+      <w:pPr>
+        <w:spacing w:after="20"/>
+      </w:pPr>
+      <w:r>
+        <w:t xml:space="preserve">    Pack-wide elective activities until Sign-Up Nights (SUNs) are complete.</w:t>
+      </w:r>
+    </w:p>
+    <w:p>
+      <w:pPr>
+        <w:spacing w:after="20"/>
+      </w:pPr>
+      <w:r>
+        <w:rPr>
+          <w:b/>
+        </w:rPr>
+        <w:t xml:space="preserve">19 </w:t>
+      </w:r>
+      <w:r>
         <w:t xml:space="preserve">Pack-Wide Meeting (Cabin, 6pm)</w:t>
-      </w:r>
-    </w:p>
-    <w:p>
-      <w:pPr>
-        <w:spacing w:after="20"/>
-      </w:pPr>
-      <w:r>
-        <w:t xml:space="preserve">    Pack-wide elective activities until Sign-Up Nights (SUNs) are complete.</w:t>
-      </w:r>
-    </w:p>
-    <w:p>
-      <w:pPr>
-        <w:spacing w:after="20"/>
-      </w:pPr>
-      <w:r>
-        <w:rPr>
-          <w:b/>
-        </w:rPr>
-        <w:t xml:space="preserve">19 </w:t>
-      </w:r>
-      <w:r>
-        <w:t xml:space="preserve">Back to the Pack — Pack Kickoff (Cabin, 6pm)</w:t>
       </w:r>
     </w:p>
     <w:p>
@@ -716,7 +716,7 @@
         <w:t xml:space="preserve">13 </w:t>
       </w:r>
       <w:r>
-        <w:t xml:space="preserve">Den Meetings — by grade (6pm)</w:t>
+        <w:t xml:space="preserve">Pack Meeting — Pinewood Derby Build Night (FH, 6pm)</w:t>
       </w:r>
     </w:p>
     <w:p>
@@ -730,7 +730,7 @@
         <w:t xml:space="preserve">20 </w:t>
       </w:r>
       <w:r>
-        <w:t xml:space="preserve">Den Meetings — by grade (6pm)</w:t>
+        <w:t xml:space="preserve">Pack Meeting — Pinewood Derby Build Night (FH, 6pm)</w:t>
       </w:r>
     </w:p>
     <w:p>
@@ -744,7 +744,7 @@
         <w:t xml:space="preserve">27 </w:t>
       </w:r>
       <w:r>
-        <w:t xml:space="preserve">Den Meetings — by grade (6pm)</w:t>
+        <w:t xml:space="preserve">Pack Meeting — Pinewood Derby Build Night (FH, 6pm)</w:t>
       </w:r>
     </w:p>
     <w:p>
@@ -781,6 +781,28 @@
       </w:pPr>
       <w:r>
         <w:t xml:space="preserve">    Spring council fundraiser; sale runs Feb–Apr 2027.</w:t>
+      </w:r>
+    </w:p>
+    <w:p>
+      <w:pPr>
+        <w:spacing w:after="20"/>
+      </w:pPr>
+      <w:r>
+        <w:rPr>
+          <w:b/>
+        </w:rPr>
+        <w:t xml:space="preserve">30 </w:t>
+      </w:r>
+      <w:r>
+        <w:t xml:space="preserve">Pinewood Derby — Pack 127 (Sat–Sun, Jan 30–31)</w:t>
+      </w:r>
+    </w:p>
+    <w:p>
+      <w:pPr>
+        <w:spacing w:after="20"/>
+      </w:pPr>
+      <w:r>
+        <w:t xml:space="preserve">    Race on Sunday, Jan 31 — the earliest Sunday on or after the last Sunday in January, as soon as scheduling allows (constraint 9). Build Nights are the three preceding Wednesdays (Jan 13/20/27).</w:t>
       </w:r>
     </w:p>
     <w:p>
@@ -806,7 +828,7 @@
         <w:t xml:space="preserve">3 </w:t>
       </w:r>
       <w:r>
-        <w:t xml:space="preserve">Pack Meeting — Pinewood Derby Build Night (FH, 6pm)</w:t>
+        <w:t xml:space="preserve">Den Meetings — by grade (6pm)</w:t>
       </w:r>
     </w:p>
     <w:p>
@@ -856,7 +878,7 @@
         <w:t xml:space="preserve">10 </w:t>
       </w:r>
       <w:r>
-        <w:t xml:space="preserve">Pack Meeting — Pinewood Derby Build Night (FH, 6pm)</w:t>
+        <w:t xml:space="preserve">Den Meetings — by grade (6pm)</w:t>
       </w:r>
     </w:p>
     <w:p>
@@ -870,21 +892,7 @@
         <w:t xml:space="preserve">17 </w:t>
       </w:r>
       <w:r>
-        <w:t xml:space="preserve">Pack Meeting — Pinewood Derby Build Night (FH, 6pm)</w:t>
-      </w:r>
-    </w:p>
-    <w:p>
-      <w:pPr>
-        <w:spacing w:after="20"/>
-      </w:pPr>
-      <w:r>
-        <w:rPr>
-          <w:b/>
-        </w:rPr>
-        <w:t xml:space="preserve">20 </w:t>
-      </w:r>
-      <w:r>
-        <w:t xml:space="preserve">Pinewood Derby — Pack 127 (Sat–Sun, Feb 20–21)</w:t>
+        <w:t xml:space="preserve">Den Meetings — by grade (6pm)</w:t>
       </w:r>
     </w:p>
     <w:p>
@@ -1392,7 +1400,7 @@
     </w:p>
     <w:p>
       <w:r>
-        <w:t xml:space="preserve">• Arrow of Light earns two electives: Knife Safety (a den meeting) and Race Time (covered by the Pinewood Derby build nights and race in February).</w:t>
+        <w:t xml:space="preserve">• Arrow of Light earns two electives: Knife Safety (a den meeting) and Race Time (covered by the Pinewood Derby build nights in January and the race on Jan 30–31).</w:t>
       </w:r>
     </w:p>
     <w:p>
@@ -1471,18 +1479,18 @@
         <w:t xml:space="preserve">Aug 12 — </w:t>
       </w:r>
       <w:r>
+        <w:t xml:space="preserve">Back to the Pack kickoff (first meeting of the year); pack-wide games &amp; welcome (Roper Park (Playground))</w:t>
+      </w:r>
+    </w:p>
+    <w:p>
+      <w:r>
+        <w:rPr>
+          <w:b/>
+        </w:rPr>
+        <w:t xml:space="preserve">Aug 19 — </w:t>
+      </w:r>
+      <w:r>
         <w:t xml:space="preserve">Welcome; introduce the Scout Oath &amp; Law; active games (Roper Park (Playground))</w:t>
-      </w:r>
-    </w:p>
-    <w:p>
-      <w:r>
-        <w:rPr>
-          <w:b/>
-        </w:rPr>
-        <w:t xml:space="preserve">Aug 19 — </w:t>
-      </w:r>
-      <w:r>
-        <w:t xml:space="preserve">Back to the Pack kickoff; pack-wide games &amp; welcome (Roper Park (Playground))</w:t>
       </w:r>
     </w:p>
     <w:p>
@@ -1636,7 +1644,7 @@
         <w:rPr>
           <w:b/>
         </w:rPr>
-        <w:t xml:space="preserve">Jan 13 — </w:t>
+        <w:t xml:space="preserve">Feb 3 — </w:t>
       </w:r>
       <w:r>
         <w:t xml:space="preserve">Lion's Roar: recognize &amp; respond to danger (The Chapel)</w:t>
@@ -1647,7 +1655,7 @@
         <w:rPr>
           <w:b/>
         </w:rPr>
-        <w:t xml:space="preserve">Jan 20 — </w:t>
+        <w:t xml:space="preserve">Feb 10 — </w:t>
       </w:r>
       <w:r>
         <w:t xml:space="preserve">Lion's Roar: recognize &amp; respond to danger (The Chapel)</w:t>
@@ -1658,7 +1666,7 @@
         <w:rPr>
           <w:b/>
         </w:rPr>
-        <w:t xml:space="preserve">Jan 27 — </w:t>
+        <w:t xml:space="preserve">Feb 17 — </w:t>
       </w:r>
       <w:r>
         <w:t xml:space="preserve">Fun on the Run: healthy habits + indoor movement game (Fellowship Hall)</w:t>
@@ -1859,7 +1867,7 @@
         <w:rPr>
           <w:b/>
         </w:rPr>
-        <w:t xml:space="preserve">Jan 13 — </w:t>
+        <w:t xml:space="preserve">Feb 3 — </w:t>
       </w:r>
       <w:r>
         <w:t xml:space="preserve">Tiger Bites: healthy foods &amp; a simple snack (Fellowship Hall)</w:t>
@@ -1870,7 +1878,7 @@
         <w:rPr>
           <w:b/>
         </w:rPr>
-        <w:t xml:space="preserve">Jan 20 — </w:t>
+        <w:t xml:space="preserve">Feb 10 — </w:t>
       </w:r>
       <w:r>
         <w:t xml:space="preserve">Tiger Bites: healthy foods &amp; a simple snack (Fellowship Hall)</w:t>
@@ -1881,7 +1889,7 @@
         <w:rPr>
           <w:b/>
         </w:rPr>
-        <w:t xml:space="preserve">Jan 27 — </w:t>
+        <w:t xml:space="preserve">Feb 17 — </w:t>
       </w:r>
       <w:r>
         <w:t xml:space="preserve">Tiger Circles: duty to God &amp; values (The Chapel)</w:t>
@@ -2082,7 +2090,7 @@
         <w:rPr>
           <w:b/>
         </w:rPr>
-        <w:t xml:space="preserve">Jan 13 — </w:t>
+        <w:t xml:space="preserve">Feb 3 — </w:t>
       </w:r>
       <w:r>
         <w:t xml:space="preserve">Footsteps (Duty to God): values &amp; family faith (The Chapel)</w:t>
@@ -2093,7 +2101,7 @@
         <w:rPr>
           <w:b/>
         </w:rPr>
-        <w:t xml:space="preserve">Jan 20 — </w:t>
+        <w:t xml:space="preserve">Feb 10 — </w:t>
       </w:r>
       <w:r>
         <w:t xml:space="preserve">Safe and Smart: personal &amp; internet safety (Upstairs (Epworth Hall))</w:t>
@@ -2104,7 +2112,7 @@
         <w:rPr>
           <w:b/>
         </w:rPr>
-        <w:t xml:space="preserve">Jan 27 — </w:t>
+        <w:t xml:space="preserve">Feb 17 — </w:t>
       </w:r>
       <w:r>
         <w:t xml:space="preserve">Safe and Smart: personal &amp; internet safety (Upstairs (Epworth Hall))</w:t>
@@ -2305,7 +2313,7 @@
         <w:rPr>
           <w:b/>
         </w:rPr>
-        <w:t xml:space="preserve">Jan 13 — </w:t>
+        <w:t xml:space="preserve">Feb 3 — </w:t>
       </w:r>
       <w:r>
         <w:t xml:space="preserve">Fellowship (Duty to God): values &amp; reflection (The Chapel)</w:t>
@@ -2316,7 +2324,7 @@
         <w:rPr>
           <w:b/>
         </w:rPr>
-        <w:t xml:space="preserve">Jan 20 — </w:t>
+        <w:t xml:space="preserve">Feb 10 — </w:t>
       </w:r>
       <w:r>
         <w:t xml:space="preserve">Baloo the Builder (elective): woodworking with hand tools (The Cabin)</w:t>
@@ -2327,7 +2335,7 @@
         <w:rPr>
           <w:b/>
         </w:rPr>
-        <w:t xml:space="preserve">Jan 27 — </w:t>
+        <w:t xml:space="preserve">Feb 17 — </w:t>
       </w:r>
       <w:r>
         <w:t xml:space="preserve">Baloo the Builder (elective): woodworking with hand tools (The Cabin)</w:t>
@@ -2528,7 +2536,7 @@
         <w:rPr>
           <w:b/>
         </w:rPr>
-        <w:t xml:space="preserve">Jan 13 — </w:t>
+        <w:t xml:space="preserve">Feb 3 — </w:t>
       </w:r>
       <w:r>
         <w:t xml:space="preserve">My Family: family duties &amp; budgeting (Bethany Room (Bell Hall))</w:t>
@@ -2539,7 +2547,7 @@
         <w:rPr>
           <w:b/>
         </w:rPr>
-        <w:t xml:space="preserve">Jan 20 — </w:t>
+        <w:t xml:space="preserve">Feb 10 — </w:t>
       </w:r>
       <w:r>
         <w:t xml:space="preserve">My Safety: emergency preparedness (Upstairs (Epworth Hall))</w:t>
@@ -2550,7 +2558,7 @@
         <w:rPr>
           <w:b/>
         </w:rPr>
-        <w:t xml:space="preserve">Jan 27 — </w:t>
+        <w:t xml:space="preserve">Feb 17 — </w:t>
       </w:r>
       <w:r>
         <w:t xml:space="preserve">My Safety: emergency preparedness (Upstairs (Epworth Hall))</w:t>
@@ -2682,7 +2690,7 @@
     </w:p>
     <w:p>
       <w:r>
-        <w:t xml:space="preserve">Crosses over to Scouts BSA at the Blue &amp; Gold Banquet (Feb 24, 2027), so all required work is front-loaded into Oct–Jan. Race Time (2nd elective) is earned through the Pinewood Derby build nights (Feb 3/10/17) and race (Feb 20–21).</w:t>
+        <w:t xml:space="preserve">Crosses over to Scouts BSA at the Blue &amp; Gold Banquet (Feb 24, 2027), so all required work is front-loaded into Oct–mid-Feb. Race Time (2nd elective) is earned through the Pinewood Derby build nights (Jan 13/20/27) and race (Jan 30–31).</w:t>
       </w:r>
     </w:p>
     <w:p>
@@ -2756,7 +2764,7 @@
         <w:rPr>
           <w:b/>
         </w:rPr>
-        <w:t xml:space="preserve">Jan 13 — </w:t>
+        <w:t xml:space="preserve">Feb 3 — </w:t>
       </w:r>
       <w:r>
         <w:t xml:space="preserve">First Aid: first-aid skills &amp; building a kit (Upstairs (Epworth Hall))</w:t>
@@ -2767,7 +2775,7 @@
         <w:rPr>
           <w:b/>
         </w:rPr>
-        <w:t xml:space="preserve">Jan 20 — </w:t>
+        <w:t xml:space="preserve">Feb 10 — </w:t>
       </w:r>
       <w:r>
         <w:t xml:space="preserve">Knife Safety (elective): pocket + kitchen knife safety (The Cabin)</w:t>
@@ -2778,7 +2786,7 @@
         <w:rPr>
           <w:b/>
         </w:rPr>
-        <w:t xml:space="preserve">Jan 27 — </w:t>
+        <w:t xml:space="preserve">Feb 17 — </w:t>
       </w:r>
       <w:r>
         <w:t xml:space="preserve">Crossover prep &amp; rank make-up: finish requirements; ready for Blue &amp; Gold (The Chapel)</w:t>
@@ -2852,6 +2860,28 @@
       </w:r>
       <w:r>
         <w:t xml:space="preserve">Five Rivers Spookoree family camp (~Oct 23–25) — the pack SKIPS this: Confirm the exact Five Rivers/Marion/Bartram Trail Spookoree dates; the pack skips it (Lubee Bat Festival weekend), so it is not a pack calendar event.</w:t>
+      </w:r>
+    </w:p>
+    <w:p>
+      <w:r>
+        <w:rPr>
+          <w:b/>
+        </w:rPr>
+        <w:t xml:space="preserve">Saturday, January 30, 2027 — </w:t>
+      </w:r>
+      <w:r>
+        <w:t xml:space="preserve">Pinewood Derby — Pack 127 (Sat–Sun, Jan 30–31): Confirm Fellowship Hall is free the weekend of Jan 30–31 at fumcgnv.org/calendar (constraint 10: FH is taken if the words "Fellowship Hall" appear on any event that weekend).</w:t>
+      </w:r>
+    </w:p>
+    <w:p>
+      <w:r>
+        <w:rPr>
+          <w:b/>
+        </w:rPr>
+        <w:t xml:space="preserve">Wednesday, February 24, 2027 — </w:t>
+      </w:r>
+      <w:r>
+        <w:t xml:space="preserve">Blue &amp; Gold Banquet (Feb 24) — Fellowship Hall availability: The date itself is rule-derived (a Pack Meeting &gt;=3 weeks after the Pinewood Derby), but confirm FH is free that Wednesday at fumcgnv.org/calendar (constraint 10).</w:t>
       </w:r>
     </w:p>
     <w:p>
